--- a/materialien/Welt2_Renaissance/5_Loesungen/KR_W2_AkteK1_Friedmans_Formel_LSG.docx
+++ b/materialien/Welt2_Renaissance/5_Loesungen/KR_W2_AkteK1_Friedmans_Formel_LSG.docx
@@ -2744,7 +2744,7 @@
                 <w:color w:val="1F4E8C"/>
                 <w:sz w:val="22"/>
               </w:rPr>
-              <w:t>0,048</w:t>
+              <w:t>0,0484</w:t>
             </w:r>
             <w:r>
               <w:rPr>
@@ -2754,7 +2754,7 @@
                 <w:color w:val="1F4E8C"/>
                 <w:sz w:val="22"/>
               </w:rPr>
-              <w:t xml:space="preserve"> (genauer 0,0484).</w:t>
+              <w:t>.</w:t>
             </w:r>
           </w:p>
         </w:tc>
